--- a/lessons/2-8/downloads/reveal/teacher/2.8-session-1-prerequisite-practice-a.docx
+++ b/lessons/2-8/downloads/reveal/teacher/2.8-session-1-prerequisite-practice-a.docx
@@ -15,10 +15,28 @@
         <w:rPr>
           <w:rFonts w:ascii="Avenir Next" w:hAnsi="Avenir Next" w:cs="Avenir Next" w:eastAsia="Avenir Next"/>
           <w:color w:val="1A1A1A"/>
+          <w:sz w:val="22"/>
+          <w:szCs w:val="20"/>
+        </w:rPr>
+        <w:t xml:space="preserve">Name</w:t>
+      </w:r>
+      <w:r>
+        <w:rPr>
+          <w:rFonts w:ascii="Avenir Next" w:hAnsi="Avenir Next" w:cs="Avenir Next" w:eastAsia="Avenir Next"/>
+          <w:color w:val="1A1A1A"/>
           <w:sz w:val="20"/>
           <w:szCs w:val="20"/>
         </w:rPr>
-        <w:t xml:space="preserve">Name</w:t>
+        <w:tab/>
+      </w:r>
+      <w:r>
+        <w:rPr>
+          <w:rFonts w:ascii="Avenir Next" w:hAnsi="Avenir Next" w:cs="Avenir Next" w:eastAsia="Avenir Next"/>
+          <w:color w:val="1A1A1A"/>
+          <w:sz w:val="22"/>
+          <w:szCs w:val="20"/>
+        </w:rPr>
+        <w:t xml:space="preserve">   Date</w:t>
       </w:r>
       <w:r>
         <w:rPr>
@@ -33,25 +51,7 @@
         <w:rPr>
           <w:rFonts w:ascii="Avenir Next" w:hAnsi="Avenir Next" w:cs="Avenir Next" w:eastAsia="Avenir Next"/>
           <w:color w:val="1A1A1A"/>
-          <w:sz w:val="20"/>
-          <w:szCs w:val="20"/>
-        </w:rPr>
-        <w:t xml:space="preserve">   Date</w:t>
-      </w:r>
-      <w:r>
-        <w:rPr>
-          <w:rFonts w:ascii="Avenir Next" w:hAnsi="Avenir Next" w:cs="Avenir Next" w:eastAsia="Avenir Next"/>
-          <w:color w:val="1A1A1A"/>
-          <w:sz w:val="20"/>
-          <w:szCs w:val="20"/>
-        </w:rPr>
-        <w:tab/>
-      </w:r>
-      <w:r>
-        <w:rPr>
-          <w:rFonts w:ascii="Avenir Next" w:hAnsi="Avenir Next" w:cs="Avenir Next" w:eastAsia="Avenir Next"/>
-          <w:color w:val="1A1A1A"/>
-          <w:sz w:val="20"/>
+          <w:sz w:val="22"/>
           <w:szCs w:val="20"/>
         </w:rPr>
         <w:t xml:space="preserve">   Period</w:t>
@@ -78,7 +78,7 @@
           <w:caps/>
           <w:color w:val="003A70"/>
           <w:spacing w:val="12"/>
-          <w:sz w:val="19"/>
+          <w:sz w:val="22"/>
           <w:szCs w:val="19"/>
         </w:rPr>
         <w:t xml:space="preserve">Lesson 2-8  ·  Session 1  ·  Prerequisite Practice A  ·  Skill 1 of 2</w:t>
@@ -86,6 +86,7 @@
     </w:p>
     <w:p>
       <w:pPr>
+        <w:pStyle w:val="Heading1"/>
         <w:keepNext/>
         <w:spacing w:before="0" w:after="10" w:line="240" w:lineRule="auto"/>
       </w:pPr>
@@ -111,7 +112,7 @@
         <w:rPr>
           <w:rFonts w:ascii="Avenir Next" w:hAnsi="Avenir Next" w:cs="Avenir Next" w:eastAsia="Avenir Next"/>
           <w:color w:val="5A5F66"/>
-          <w:sz w:val="17"/>
+          <w:sz w:val="22"/>
           <w:szCs w:val="17"/>
         </w:rPr>
         <w:t xml:space="preserve">Builds on Grade 4 · 4.NBT.B.4</w:t>
@@ -154,6 +155,7 @@
           </w:tcPr>
           <w:p>
             <w:pPr>
+              <w:pStyle w:val="Heading2"/>
               <w:spacing w:before="0" w:after="0" w:line="252" w:lineRule="auto"/>
             </w:pPr>
             <w:r>
@@ -183,7 +185,7 @@
               <w:rPr>
                 <w:rFonts w:ascii="Avenir Next" w:hAnsi="Avenir Next" w:cs="Avenir Next" w:eastAsia="Avenir Next"/>
                 <w:color w:val="1A1A1A"/>
-                <w:sz w:val="20"/>
+                <w:sz w:val="22"/>
                 <w:szCs w:val="20"/>
               </w:rPr>
               <w:t xml:space="preserve">Six students raised $30, $45, $25, $50, $40 and $50. You add them before you find the mean.</w:t>
@@ -203,6 +205,7 @@
           </w:tcPr>
           <w:p>
             <w:pPr>
+              <w:pStyle w:val="Heading2"/>
               <w:spacing w:before="0" w:after="0" w:line="252" w:lineRule="auto"/>
             </w:pPr>
             <w:r>
@@ -232,7 +235,7 @@
               <w:rPr>
                 <w:rFonts w:ascii="Avenir Next" w:hAnsi="Avenir Next" w:cs="Avenir Next" w:eastAsia="Avenir Next"/>
                 <w:color w:val="1A1A1A"/>
-                <w:sz w:val="20"/>
+                <w:sz w:val="22"/>
                 <w:szCs w:val="20"/>
               </w:rPr>
               <w:t xml:space="preserve">Add a list of numbers, like 12 + 9 + 15 + 11 + 13.  </w:t>
@@ -242,7 +245,7 @@
                 <w:rFonts w:ascii="Avenir Next" w:hAnsi="Avenir Next" w:cs="Avenir Next" w:eastAsia="Avenir Next"/>
                 <w:b/>
                 <w:color w:val="1A1A1A"/>
-                <w:sz w:val="20"/>
+                <w:sz w:val="22"/>
                 <w:szCs w:val="20"/>
               </w:rPr>
               <w:t xml:space="preserve">You will use it in Practice Form A, problems 6 and 8.</w:t>
@@ -253,6 +256,7 @@
     </w:tbl>
     <w:p>
       <w:pPr>
+        <w:pStyle w:val="Heading2"/>
         <w:keepNext/>
         <w:pBdr>
           <w:bottom w:val="single" w:sz="8" w:space="3" w:color="003A70"/>
@@ -268,7 +272,7 @@
           <w:b/>
           <w:color w:val="003A70"/>
           <w:spacing w:val="14"/>
-          <w:sz w:val="19"/>
+          <w:sz w:val="22"/>
           <w:szCs w:val="19"/>
         </w:rPr>
         <w:t xml:space="preserve">STEPS TO FOLLOW</w:t>
@@ -287,7 +291,7 @@
           <w:rFonts w:ascii="Avenir Next" w:hAnsi="Avenir Next" w:cs="Avenir Next" w:eastAsia="Avenir Next"/>
           <w:i/>
           <w:color w:val="5A5F66"/>
-          <w:sz w:val="17"/>
+          <w:sz w:val="22"/>
           <w:szCs w:val="17"/>
         </w:rPr>
         <w:t xml:space="preserve">use these same steps on every problem</w:t>
@@ -329,6 +333,7 @@
           </w:tcPr>
           <w:p>
             <w:pPr>
+              <w:pStyle w:val="Heading1"/>
               <w:spacing w:before="0" w:after="0" w:line="240" w:lineRule="auto"/>
               <w:jc w:val="center"/>
             </w:pPr>
@@ -358,7 +363,7 @@
                 <w:rFonts w:ascii="Avenir Next" w:hAnsi="Avenir Next" w:cs="Avenir Next" w:eastAsia="Avenir Next"/>
                 <w:b/>
                 <w:color w:val="1A1A1A"/>
-                <w:sz w:val="21"/>
+                <w:sz w:val="22"/>
                 <w:szCs w:val="21"/>
               </w:rPr>
               <w:t xml:space="preserve">Write</w:t>
@@ -367,7 +372,7 @@
               <w:rPr>
                 <w:rFonts w:ascii="Avenir Next" w:hAnsi="Avenir Next" w:cs="Avenir Next" w:eastAsia="Avenir Next"/>
                 <w:color w:val="1A1A1A"/>
-                <w:sz w:val="21"/>
+                <w:sz w:val="22"/>
                 <w:szCs w:val="21"/>
               </w:rPr>
               <w:t xml:space="preserve"> the first number.</w:t>
@@ -386,6 +391,7 @@
           </w:tcPr>
           <w:p>
             <w:pPr>
+              <w:pStyle w:val="Heading1"/>
               <w:spacing w:before="0" w:after="0" w:line="240" w:lineRule="auto"/>
               <w:jc w:val="center"/>
             </w:pPr>
@@ -415,7 +421,7 @@
                 <w:rFonts w:ascii="Avenir Next" w:hAnsi="Avenir Next" w:cs="Avenir Next" w:eastAsia="Avenir Next"/>
                 <w:b/>
                 <w:color w:val="1A1A1A"/>
-                <w:sz w:val="21"/>
+                <w:sz w:val="22"/>
                 <w:szCs w:val="21"/>
               </w:rPr>
               <w:t xml:space="preserve">Add</w:t>
@@ -424,7 +430,7 @@
               <w:rPr>
                 <w:rFonts w:ascii="Avenir Next" w:hAnsi="Avenir Next" w:cs="Avenir Next" w:eastAsia="Avenir Next"/>
                 <w:color w:val="1A1A1A"/>
-                <w:sz w:val="21"/>
+                <w:sz w:val="22"/>
                 <w:szCs w:val="21"/>
               </w:rPr>
               <w:t xml:space="preserve"> the next number to your total.</w:t>
@@ -443,6 +449,7 @@
           </w:tcPr>
           <w:p>
             <w:pPr>
+              <w:pStyle w:val="Heading1"/>
               <w:spacing w:before="0" w:after="0" w:line="240" w:lineRule="auto"/>
               <w:jc w:val="center"/>
             </w:pPr>
@@ -472,7 +479,7 @@
                 <w:rFonts w:ascii="Avenir Next" w:hAnsi="Avenir Next" w:cs="Avenir Next" w:eastAsia="Avenir Next"/>
                 <w:b/>
                 <w:color w:val="1A1A1A"/>
-                <w:sz w:val="21"/>
+                <w:sz w:val="22"/>
                 <w:szCs w:val="21"/>
               </w:rPr>
               <w:t xml:space="preserve">Repeat</w:t>
@@ -481,7 +488,7 @@
               <w:rPr>
                 <w:rFonts w:ascii="Avenir Next" w:hAnsi="Avenir Next" w:cs="Avenir Next" w:eastAsia="Avenir Next"/>
                 <w:color w:val="1A1A1A"/>
-                <w:sz w:val="21"/>
+                <w:sz w:val="22"/>
                 <w:szCs w:val="21"/>
               </w:rPr>
               <w:t xml:space="preserve"> until every number is used.</w:t>
@@ -492,6 +499,7 @@
     </w:tbl>
     <w:p>
       <w:pPr>
+        <w:pStyle w:val="Heading2"/>
         <w:keepNext/>
         <w:pBdr>
           <w:bottom w:val="single" w:sz="8" w:space="3" w:color="003A70"/>
@@ -507,7 +515,7 @@
           <w:b/>
           <w:color w:val="003A70"/>
           <w:spacing w:val="14"/>
-          <w:sz w:val="19"/>
+          <w:sz w:val="22"/>
           <w:szCs w:val="19"/>
         </w:rPr>
         <w:t xml:space="preserve">WATCH ME</w:t>
@@ -526,7 +534,7 @@
           <w:rFonts w:ascii="Avenir Next" w:hAnsi="Avenir Next" w:cs="Avenir Next" w:eastAsia="Avenir Next"/>
           <w:i/>
           <w:color w:val="5A5F66"/>
-          <w:sz w:val="17"/>
+          <w:sz w:val="22"/>
           <w:szCs w:val="17"/>
         </w:rPr>
         <w:t xml:space="preserve">the steps in action</w:t>
@@ -541,7 +549,7 @@
           <w:rFonts w:ascii="Avenir Next" w:hAnsi="Avenir Next" w:cs="Avenir Next" w:eastAsia="Avenir Next"/>
           <w:b/>
           <w:color w:val="1A1A1A"/>
-          <w:sz w:val="21"/>
+          <w:sz w:val="22"/>
           <w:szCs w:val="21"/>
         </w:rPr>
         <w:t xml:space="preserve">Add 12, 9, 15, 11 and 13.</w:t>
@@ -560,25 +568,25 @@
           <w:rFonts w:ascii="Avenir Next" w:hAnsi="Avenir Next" w:cs="Avenir Next" w:eastAsia="Avenir Next"/>
           <w:b/>
           <w:color w:val="003A70"/>
+          <w:sz w:val="22"/>
+          <w:szCs w:val="19"/>
+        </w:rPr>
+        <w:t xml:space="preserve">Step 1</w:t>
+      </w:r>
+      <w:r>
+        <w:rPr>
+          <w:rFonts w:ascii="Avenir Next" w:hAnsi="Avenir Next" w:cs="Avenir Next" w:eastAsia="Avenir Next"/>
+          <w:color w:val="1A1A1A"/>
           <w:sz w:val="19"/>
           <w:szCs w:val="19"/>
         </w:rPr>
-        <w:t xml:space="preserve">Step 1</w:t>
-      </w:r>
-      <w:r>
-        <w:rPr>
-          <w:rFonts w:ascii="Avenir Next" w:hAnsi="Avenir Next" w:cs="Avenir Next" w:eastAsia="Avenir Next"/>
-          <w:color w:val="1A1A1A"/>
-          <w:sz w:val="19"/>
-          <w:szCs w:val="19"/>
-        </w:rPr>
         <w:tab/>
       </w:r>
       <w:r>
         <w:rPr>
           <w:rFonts w:ascii="Avenir Next" w:hAnsi="Avenir Next" w:cs="Avenir Next" w:eastAsia="Avenir Next"/>
           <w:color w:val="1A1A1A"/>
-          <w:sz w:val="21"/>
+          <w:sz w:val="22"/>
           <w:szCs w:val="21"/>
         </w:rPr>
         <w:t xml:space="preserve">Start at 12.</w:t>
@@ -597,25 +605,25 @@
           <w:rFonts w:ascii="Avenir Next" w:hAnsi="Avenir Next" w:cs="Avenir Next" w:eastAsia="Avenir Next"/>
           <w:b/>
           <w:color w:val="003A70"/>
+          <w:sz w:val="22"/>
+          <w:szCs w:val="19"/>
+        </w:rPr>
+        <w:t xml:space="preserve">Step 2</w:t>
+      </w:r>
+      <w:r>
+        <w:rPr>
+          <w:rFonts w:ascii="Avenir Next" w:hAnsi="Avenir Next" w:cs="Avenir Next" w:eastAsia="Avenir Next"/>
+          <w:color w:val="1A1A1A"/>
           <w:sz w:val="19"/>
           <w:szCs w:val="19"/>
         </w:rPr>
-        <w:t xml:space="preserve">Step 2</w:t>
-      </w:r>
-      <w:r>
-        <w:rPr>
-          <w:rFonts w:ascii="Avenir Next" w:hAnsi="Avenir Next" w:cs="Avenir Next" w:eastAsia="Avenir Next"/>
-          <w:color w:val="1A1A1A"/>
-          <w:sz w:val="19"/>
-          <w:szCs w:val="19"/>
-        </w:rPr>
         <w:tab/>
       </w:r>
       <w:r>
         <w:rPr>
           <w:rFonts w:ascii="Avenir Next" w:hAnsi="Avenir Next" w:cs="Avenir Next" w:eastAsia="Avenir Next"/>
           <w:color w:val="1A1A1A"/>
-          <w:sz w:val="21"/>
+          <w:sz w:val="22"/>
           <w:szCs w:val="21"/>
         </w:rPr>
         <w:t xml:space="preserve">12 + 9 = 21. 21 + 15 = 36.</w:t>
@@ -634,25 +642,25 @@
           <w:rFonts w:ascii="Avenir Next" w:hAnsi="Avenir Next" w:cs="Avenir Next" w:eastAsia="Avenir Next"/>
           <w:b/>
           <w:color w:val="003A70"/>
+          <w:sz w:val="22"/>
+          <w:szCs w:val="19"/>
+        </w:rPr>
+        <w:t xml:space="preserve">Step 3</w:t>
+      </w:r>
+      <w:r>
+        <w:rPr>
+          <w:rFonts w:ascii="Avenir Next" w:hAnsi="Avenir Next" w:cs="Avenir Next" w:eastAsia="Avenir Next"/>
+          <w:color w:val="1A1A1A"/>
           <w:sz w:val="19"/>
           <w:szCs w:val="19"/>
         </w:rPr>
-        <w:t xml:space="preserve">Step 3</w:t>
-      </w:r>
-      <w:r>
-        <w:rPr>
-          <w:rFonts w:ascii="Avenir Next" w:hAnsi="Avenir Next" w:cs="Avenir Next" w:eastAsia="Avenir Next"/>
-          <w:color w:val="1A1A1A"/>
-          <w:sz w:val="19"/>
-          <w:szCs w:val="19"/>
-        </w:rPr>
         <w:tab/>
       </w:r>
       <w:r>
         <w:rPr>
           <w:rFonts w:ascii="Avenir Next" w:hAnsi="Avenir Next" w:cs="Avenir Next" w:eastAsia="Avenir Next"/>
           <w:color w:val="1A1A1A"/>
-          <w:sz w:val="21"/>
+          <w:sz w:val="22"/>
           <w:szCs w:val="21"/>
         </w:rPr>
         <w:t xml:space="preserve">36 + 11 = 47. 47 + 13 = 60.</w:t>
@@ -671,18 +679,18 @@
           <w:rFonts w:ascii="Avenir Next" w:hAnsi="Avenir Next" w:cs="Avenir Next" w:eastAsia="Avenir Next"/>
           <w:b/>
           <w:color w:val="1A1A1A"/>
+          <w:sz w:val="22"/>
+          <w:szCs w:val="21"/>
+        </w:rPr>
+        <w:t xml:space="preserve">Answer</w:t>
+      </w:r>
+      <w:r>
+        <w:rPr>
+          <w:rFonts w:ascii="Avenir Next" w:hAnsi="Avenir Next" w:cs="Avenir Next" w:eastAsia="Avenir Next"/>
+          <w:color w:val="1A1A1A"/>
           <w:sz w:val="21"/>
           <w:szCs w:val="21"/>
         </w:rPr>
-        <w:t xml:space="preserve">Answer</w:t>
-      </w:r>
-      <w:r>
-        <w:rPr>
-          <w:rFonts w:ascii="Avenir Next" w:hAnsi="Avenir Next" w:cs="Avenir Next" w:eastAsia="Avenir Next"/>
-          <w:color w:val="1A1A1A"/>
-          <w:sz w:val="21"/>
-          <w:szCs w:val="21"/>
-        </w:rPr>
         <w:tab/>
       </w:r>
       <w:r>
@@ -690,7 +698,7 @@
           <w:rFonts w:ascii="Avenir Next" w:hAnsi="Avenir Next" w:cs="Avenir Next" w:eastAsia="Avenir Next"/>
           <w:b/>
           <w:color w:val="1A1A1A"/>
-          <w:sz w:val="21"/>
+          <w:sz w:val="22"/>
           <w:szCs w:val="21"/>
         </w:rPr>
         <w:t xml:space="preserve">60</w:t>
@@ -698,6 +706,7 @@
     </w:p>
     <w:p>
       <w:pPr>
+        <w:pStyle w:val="Heading2"/>
         <w:keepNext/>
         <w:pBdr>
           <w:bottom w:val="single" w:sz="8" w:space="3" w:color="003A70"/>
@@ -713,7 +722,7 @@
           <w:b/>
           <w:color w:val="003A70"/>
           <w:spacing w:val="14"/>
-          <w:sz w:val="19"/>
+          <w:sz w:val="22"/>
           <w:szCs w:val="19"/>
         </w:rPr>
         <w:t xml:space="preserve">TRY IT WITH HELP</w:t>
@@ -732,7 +741,7 @@
           <w:rFonts w:ascii="Avenir Next" w:hAnsi="Avenir Next" w:cs="Avenir Next" w:eastAsia="Avenir Next"/>
           <w:i/>
           <w:color w:val="5A5F66"/>
-          <w:sz w:val="17"/>
+          <w:sz w:val="22"/>
           <w:szCs w:val="17"/>
         </w:rPr>
         <w:t xml:space="preserve">fill in each step</w:t>
@@ -790,35 +799,35 @@
           <w:rFonts w:ascii="Avenir Next" w:hAnsi="Avenir Next" w:cs="Avenir Next" w:eastAsia="Avenir Next"/>
           <w:b/>
           <w:color w:val="003A70"/>
+          <w:sz w:val="22"/>
+          <w:szCs w:val="18"/>
+        </w:rPr>
+        <w:t xml:space="preserve">Step 1</w:t>
+      </w:r>
+      <w:r>
+        <w:rPr>
+          <w:rFonts w:ascii="Avenir Next" w:hAnsi="Avenir Next" w:cs="Avenir Next" w:eastAsia="Avenir Next"/>
+          <w:color w:val="1A1A1A"/>
           <w:sz w:val="18"/>
           <w:szCs w:val="18"/>
         </w:rPr>
-        <w:t xml:space="preserve">Step 1</w:t>
-      </w:r>
-      <w:r>
-        <w:rPr>
-          <w:rFonts w:ascii="Avenir Next" w:hAnsi="Avenir Next" w:cs="Avenir Next" w:eastAsia="Avenir Next"/>
-          <w:color w:val="1A1A1A"/>
-          <w:sz w:val="18"/>
-          <w:szCs w:val="18"/>
-        </w:rPr>
         <w:tab/>
       </w:r>
       <w:r>
         <w:rPr>
           <w:rFonts w:ascii="Avenir Next" w:hAnsi="Avenir Next" w:cs="Avenir Next" w:eastAsia="Avenir Next"/>
           <w:color w:val="1A1A1A"/>
+          <w:sz w:val="22"/>
+          <w:szCs w:val="21"/>
+        </w:rPr>
+        <w:t xml:space="preserve">Start at </w:t>
+      </w:r>
+      <w:r>
+        <w:rPr>
+          <w:rFonts w:ascii="Avenir Next" w:hAnsi="Avenir Next" w:cs="Avenir Next" w:eastAsia="Avenir Next"/>
+          <w:color w:val="1A1A1A"/>
           <w:sz w:val="21"/>
           <w:szCs w:val="21"/>
-        </w:rPr>
-        <w:t xml:space="preserve">Start at </w:t>
-      </w:r>
-      <w:r>
-        <w:rPr>
-          <w:rFonts w:ascii="Avenir Next" w:hAnsi="Avenir Next" w:cs="Avenir Next" w:eastAsia="Avenir Next"/>
-          <w:color w:val="1A1A1A"/>
-          <w:sz w:val="21"/>
-          <w:szCs w:val="21"/>
           <w:u w:val="single"/>
         </w:rPr>
         <w:t xml:space="preserve">                </w:t>
@@ -827,7 +836,7 @@
         <w:rPr>
           <w:rFonts w:ascii="Avenir Next" w:hAnsi="Avenir Next" w:cs="Avenir Next" w:eastAsia="Avenir Next"/>
           <w:color w:val="1A1A1A"/>
-          <w:sz w:val="21"/>
+          <w:sz w:val="22"/>
           <w:szCs w:val="21"/>
         </w:rPr>
         <w:t xml:space="preserve">.</w:t>
@@ -847,35 +856,35 @@
           <w:rFonts w:ascii="Avenir Next" w:hAnsi="Avenir Next" w:cs="Avenir Next" w:eastAsia="Avenir Next"/>
           <w:b/>
           <w:color w:val="003A70"/>
+          <w:sz w:val="22"/>
+          <w:szCs w:val="18"/>
+        </w:rPr>
+        <w:t xml:space="preserve">Step 2</w:t>
+      </w:r>
+      <w:r>
+        <w:rPr>
+          <w:rFonts w:ascii="Avenir Next" w:hAnsi="Avenir Next" w:cs="Avenir Next" w:eastAsia="Avenir Next"/>
+          <w:color w:val="1A1A1A"/>
           <w:sz w:val="18"/>
           <w:szCs w:val="18"/>
         </w:rPr>
-        <w:t xml:space="preserve">Step 2</w:t>
-      </w:r>
-      <w:r>
-        <w:rPr>
-          <w:rFonts w:ascii="Avenir Next" w:hAnsi="Avenir Next" w:cs="Avenir Next" w:eastAsia="Avenir Next"/>
-          <w:color w:val="1A1A1A"/>
-          <w:sz w:val="18"/>
-          <w:szCs w:val="18"/>
-        </w:rPr>
         <w:tab/>
       </w:r>
       <w:r>
         <w:rPr>
           <w:rFonts w:ascii="Avenir Next" w:hAnsi="Avenir Next" w:cs="Avenir Next" w:eastAsia="Avenir Next"/>
           <w:color w:val="1A1A1A"/>
+          <w:sz w:val="22"/>
+          <w:szCs w:val="21"/>
+        </w:rPr>
+        <w:t xml:space="preserve">13 + 7 = </w:t>
+      </w:r>
+      <w:r>
+        <w:rPr>
+          <w:rFonts w:ascii="Avenir Next" w:hAnsi="Avenir Next" w:cs="Avenir Next" w:eastAsia="Avenir Next"/>
+          <w:color w:val="1A1A1A"/>
           <w:sz w:val="21"/>
           <w:szCs w:val="21"/>
-        </w:rPr>
-        <w:t xml:space="preserve">13 + 7 = </w:t>
-      </w:r>
-      <w:r>
-        <w:rPr>
-          <w:rFonts w:ascii="Avenir Next" w:hAnsi="Avenir Next" w:cs="Avenir Next" w:eastAsia="Avenir Next"/>
-          <w:color w:val="1A1A1A"/>
-          <w:sz w:val="21"/>
-          <w:szCs w:val="21"/>
           <w:u w:val="single"/>
         </w:rPr>
         <w:t xml:space="preserve">                </w:t>
@@ -884,7 +893,7 @@
         <w:rPr>
           <w:rFonts w:ascii="Avenir Next" w:hAnsi="Avenir Next" w:cs="Avenir Next" w:eastAsia="Avenir Next"/>
           <w:color w:val="1A1A1A"/>
-          <w:sz w:val="21"/>
+          <w:sz w:val="22"/>
           <w:szCs w:val="21"/>
         </w:rPr>
         <w:t xml:space="preserve">. 20 + 10 = </w:t>
@@ -914,25 +923,25 @@
           <w:rFonts w:ascii="Avenir Next" w:hAnsi="Avenir Next" w:cs="Avenir Next" w:eastAsia="Avenir Next"/>
           <w:b/>
           <w:color w:val="003A70"/>
+          <w:sz w:val="22"/>
+          <w:szCs w:val="18"/>
+        </w:rPr>
+        <w:t xml:space="preserve">Step 3</w:t>
+      </w:r>
+      <w:r>
+        <w:rPr>
+          <w:rFonts w:ascii="Avenir Next" w:hAnsi="Avenir Next" w:cs="Avenir Next" w:eastAsia="Avenir Next"/>
+          <w:color w:val="1A1A1A"/>
           <w:sz w:val="18"/>
           <w:szCs w:val="18"/>
         </w:rPr>
-        <w:t xml:space="preserve">Step 3</w:t>
-      </w:r>
-      <w:r>
-        <w:rPr>
-          <w:rFonts w:ascii="Avenir Next" w:hAnsi="Avenir Next" w:cs="Avenir Next" w:eastAsia="Avenir Next"/>
-          <w:color w:val="1A1A1A"/>
-          <w:sz w:val="18"/>
-          <w:szCs w:val="18"/>
-        </w:rPr>
         <w:tab/>
       </w:r>
       <w:r>
         <w:rPr>
           <w:rFonts w:ascii="Avenir Next" w:hAnsi="Avenir Next" w:cs="Avenir Next" w:eastAsia="Avenir Next"/>
           <w:color w:val="1A1A1A"/>
-          <w:sz w:val="21"/>
+          <w:sz w:val="22"/>
           <w:szCs w:val="21"/>
         </w:rPr>
         <w:t xml:space="preserve">30 + 14 = </w:t>
@@ -1005,35 +1014,35 @@
           <w:rFonts w:ascii="Avenir Next" w:hAnsi="Avenir Next" w:cs="Avenir Next" w:eastAsia="Avenir Next"/>
           <w:b/>
           <w:color w:val="003A70"/>
+          <w:sz w:val="22"/>
+          <w:szCs w:val="18"/>
+        </w:rPr>
+        <w:t xml:space="preserve">Step 1</w:t>
+      </w:r>
+      <w:r>
+        <w:rPr>
+          <w:rFonts w:ascii="Avenir Next" w:hAnsi="Avenir Next" w:cs="Avenir Next" w:eastAsia="Avenir Next"/>
+          <w:color w:val="1A1A1A"/>
           <w:sz w:val="18"/>
           <w:szCs w:val="18"/>
         </w:rPr>
-        <w:t xml:space="preserve">Step 1</w:t>
-      </w:r>
-      <w:r>
-        <w:rPr>
-          <w:rFonts w:ascii="Avenir Next" w:hAnsi="Avenir Next" w:cs="Avenir Next" w:eastAsia="Avenir Next"/>
-          <w:color w:val="1A1A1A"/>
-          <w:sz w:val="18"/>
-          <w:szCs w:val="18"/>
-        </w:rPr>
         <w:tab/>
       </w:r>
       <w:r>
         <w:rPr>
           <w:rFonts w:ascii="Avenir Next" w:hAnsi="Avenir Next" w:cs="Avenir Next" w:eastAsia="Avenir Next"/>
           <w:color w:val="1A1A1A"/>
+          <w:sz w:val="22"/>
+          <w:szCs w:val="21"/>
+        </w:rPr>
+        <w:t xml:space="preserve">Start at </w:t>
+      </w:r>
+      <w:r>
+        <w:rPr>
+          <w:rFonts w:ascii="Avenir Next" w:hAnsi="Avenir Next" w:cs="Avenir Next" w:eastAsia="Avenir Next"/>
+          <w:color w:val="1A1A1A"/>
           <w:sz w:val="21"/>
           <w:szCs w:val="21"/>
-        </w:rPr>
-        <w:t xml:space="preserve">Start at </w:t>
-      </w:r>
-      <w:r>
-        <w:rPr>
-          <w:rFonts w:ascii="Avenir Next" w:hAnsi="Avenir Next" w:cs="Avenir Next" w:eastAsia="Avenir Next"/>
-          <w:color w:val="1A1A1A"/>
-          <w:sz w:val="21"/>
-          <w:szCs w:val="21"/>
           <w:u w:val="single"/>
         </w:rPr>
         <w:t xml:space="preserve">                </w:t>
@@ -1042,7 +1051,7 @@
         <w:rPr>
           <w:rFonts w:ascii="Avenir Next" w:hAnsi="Avenir Next" w:cs="Avenir Next" w:eastAsia="Avenir Next"/>
           <w:color w:val="1A1A1A"/>
-          <w:sz w:val="21"/>
+          <w:sz w:val="22"/>
           <w:szCs w:val="21"/>
         </w:rPr>
         <w:t xml:space="preserve">.</w:t>
@@ -1062,35 +1071,35 @@
           <w:rFonts w:ascii="Avenir Next" w:hAnsi="Avenir Next" w:cs="Avenir Next" w:eastAsia="Avenir Next"/>
           <w:b/>
           <w:color w:val="003A70"/>
+          <w:sz w:val="22"/>
+          <w:szCs w:val="18"/>
+        </w:rPr>
+        <w:t xml:space="preserve">Step 2</w:t>
+      </w:r>
+      <w:r>
+        <w:rPr>
+          <w:rFonts w:ascii="Avenir Next" w:hAnsi="Avenir Next" w:cs="Avenir Next" w:eastAsia="Avenir Next"/>
+          <w:color w:val="1A1A1A"/>
           <w:sz w:val="18"/>
           <w:szCs w:val="18"/>
         </w:rPr>
-        <w:t xml:space="preserve">Step 2</w:t>
-      </w:r>
-      <w:r>
-        <w:rPr>
-          <w:rFonts w:ascii="Avenir Next" w:hAnsi="Avenir Next" w:cs="Avenir Next" w:eastAsia="Avenir Next"/>
-          <w:color w:val="1A1A1A"/>
-          <w:sz w:val="18"/>
-          <w:szCs w:val="18"/>
-        </w:rPr>
         <w:tab/>
       </w:r>
       <w:r>
         <w:rPr>
           <w:rFonts w:ascii="Avenir Next" w:hAnsi="Avenir Next" w:cs="Avenir Next" w:eastAsia="Avenir Next"/>
           <w:color w:val="1A1A1A"/>
+          <w:sz w:val="22"/>
+          <w:szCs w:val="21"/>
+        </w:rPr>
+        <w:t xml:space="preserve">25 + 30 = </w:t>
+      </w:r>
+      <w:r>
+        <w:rPr>
+          <w:rFonts w:ascii="Avenir Next" w:hAnsi="Avenir Next" w:cs="Avenir Next" w:eastAsia="Avenir Next"/>
+          <w:color w:val="1A1A1A"/>
           <w:sz w:val="21"/>
           <w:szCs w:val="21"/>
-        </w:rPr>
-        <w:t xml:space="preserve">25 + 30 = </w:t>
-      </w:r>
-      <w:r>
-        <w:rPr>
-          <w:rFonts w:ascii="Avenir Next" w:hAnsi="Avenir Next" w:cs="Avenir Next" w:eastAsia="Avenir Next"/>
-          <w:color w:val="1A1A1A"/>
-          <w:sz w:val="21"/>
-          <w:szCs w:val="21"/>
           <w:u w:val="single"/>
         </w:rPr>
         <w:t xml:space="preserve">                </w:t>
@@ -1099,7 +1108,7 @@
         <w:rPr>
           <w:rFonts w:ascii="Avenir Next" w:hAnsi="Avenir Next" w:cs="Avenir Next" w:eastAsia="Avenir Next"/>
           <w:color w:val="1A1A1A"/>
-          <w:sz w:val="21"/>
+          <w:sz w:val="22"/>
           <w:szCs w:val="21"/>
         </w:rPr>
         <w:t xml:space="preserve">. 55 + 20 = </w:t>
@@ -1129,35 +1138,35 @@
           <w:rFonts w:ascii="Avenir Next" w:hAnsi="Avenir Next" w:cs="Avenir Next" w:eastAsia="Avenir Next"/>
           <w:b/>
           <w:color w:val="003A70"/>
+          <w:sz w:val="22"/>
+          <w:szCs w:val="18"/>
+        </w:rPr>
+        <w:t xml:space="preserve">Step 3</w:t>
+      </w:r>
+      <w:r>
+        <w:rPr>
+          <w:rFonts w:ascii="Avenir Next" w:hAnsi="Avenir Next" w:cs="Avenir Next" w:eastAsia="Avenir Next"/>
+          <w:color w:val="1A1A1A"/>
           <w:sz w:val="18"/>
           <w:szCs w:val="18"/>
         </w:rPr>
-        <w:t xml:space="preserve">Step 3</w:t>
-      </w:r>
-      <w:r>
-        <w:rPr>
-          <w:rFonts w:ascii="Avenir Next" w:hAnsi="Avenir Next" w:cs="Avenir Next" w:eastAsia="Avenir Next"/>
-          <w:color w:val="1A1A1A"/>
-          <w:sz w:val="18"/>
-          <w:szCs w:val="18"/>
-        </w:rPr>
         <w:tab/>
       </w:r>
       <w:r>
         <w:rPr>
           <w:rFonts w:ascii="Avenir Next" w:hAnsi="Avenir Next" w:cs="Avenir Next" w:eastAsia="Avenir Next"/>
           <w:color w:val="1A1A1A"/>
+          <w:sz w:val="22"/>
+          <w:szCs w:val="21"/>
+        </w:rPr>
+        <w:t xml:space="preserve">75 + 35 = </w:t>
+      </w:r>
+      <w:r>
+        <w:rPr>
+          <w:rFonts w:ascii="Avenir Next" w:hAnsi="Avenir Next" w:cs="Avenir Next" w:eastAsia="Avenir Next"/>
+          <w:color w:val="1A1A1A"/>
           <w:sz w:val="21"/>
           <w:szCs w:val="21"/>
-        </w:rPr>
-        <w:t xml:space="preserve">75 + 35 = </w:t>
-      </w:r>
-      <w:r>
-        <w:rPr>
-          <w:rFonts w:ascii="Avenir Next" w:hAnsi="Avenir Next" w:cs="Avenir Next" w:eastAsia="Avenir Next"/>
-          <w:color w:val="1A1A1A"/>
-          <w:sz w:val="21"/>
-          <w:szCs w:val="21"/>
           <w:u w:val="single"/>
         </w:rPr>
         <w:t xml:space="preserve">                </w:t>
@@ -1170,6 +1179,7 @@
     </w:p>
     <w:p>
       <w:pPr>
+        <w:pStyle w:val="Heading2"/>
         <w:keepNext/>
         <w:pBdr>
           <w:bottom w:val="single" w:sz="8" w:space="3" w:color="003A70"/>
@@ -1185,7 +1195,7 @@
           <w:b/>
           <w:color w:val="003A70"/>
           <w:spacing w:val="14"/>
-          <w:sz w:val="19"/>
+          <w:sz w:val="22"/>
           <w:szCs w:val="19"/>
         </w:rPr>
         <w:t xml:space="preserve">YOUR TURN</w:t>
@@ -1204,7 +1214,7 @@
           <w:rFonts w:ascii="Avenir Next" w:hAnsi="Avenir Next" w:cs="Avenir Next" w:eastAsia="Avenir Next"/>
           <w:i/>
           <w:color w:val="5A5F66"/>
-          <w:sz w:val="17"/>
+          <w:sz w:val="22"/>
           <w:szCs w:val="17"/>
         </w:rPr>
         <w:t xml:space="preserve">use the steps on your own</w:t>
@@ -1729,7 +1739,7 @@
           <w:caps/>
           <w:color w:val="003A70"/>
           <w:spacing w:val="12"/>
-          <w:sz w:val="19"/>
+          <w:sz w:val="22"/>
           <w:szCs w:val="19"/>
         </w:rPr>
         <w:t xml:space="preserve">Lesson 2-8  ·  Session 1  ·  Prerequisite Practice A  ·  Skill 2 of 2</w:t>
@@ -1737,6 +1747,7 @@
     </w:p>
     <w:p>
       <w:pPr>
+        <w:pStyle w:val="Heading1"/>
         <w:keepNext/>
         <w:spacing w:before="0" w:after="10" w:line="240" w:lineRule="auto"/>
       </w:pPr>
@@ -1762,7 +1773,7 @@
         <w:rPr>
           <w:rFonts w:ascii="Avenir Next" w:hAnsi="Avenir Next" w:cs="Avenir Next" w:eastAsia="Avenir Next"/>
           <w:color w:val="5A5F66"/>
-          <w:sz w:val="17"/>
+          <w:sz w:val="22"/>
           <w:szCs w:val="17"/>
         </w:rPr>
         <w:t xml:space="preserve">Builds on Grade 4 · 4.NBT.B.6</w:t>
@@ -1805,6 +1816,7 @@
           </w:tcPr>
           <w:p>
             <w:pPr>
+              <w:pStyle w:val="Heading2"/>
               <w:spacing w:before="0" w:after="0" w:line="252" w:lineRule="auto"/>
             </w:pPr>
             <w:r>
@@ -1834,7 +1846,7 @@
               <w:rPr>
                 <w:rFonts w:ascii="Avenir Next" w:hAnsi="Avenir Next" w:cs="Avenir Next" w:eastAsia="Avenir Next"/>
                 <w:color w:val="1A1A1A"/>
-                <w:sz w:val="20"/>
+                <w:sz w:val="22"/>
                 <w:szCs w:val="20"/>
               </w:rPr>
               <w:t xml:space="preserve">Five seedlings grew a total of 60 cm. The mean is 60 ÷ 5 = 12 cm.</w:t>
@@ -1854,6 +1866,7 @@
           </w:tcPr>
           <w:p>
             <w:pPr>
+              <w:pStyle w:val="Heading2"/>
               <w:spacing w:before="0" w:after="0" w:line="252" w:lineRule="auto"/>
             </w:pPr>
             <w:r>
@@ -1883,7 +1896,7 @@
               <w:rPr>
                 <w:rFonts w:ascii="Avenir Next" w:hAnsi="Avenir Next" w:cs="Avenir Next" w:eastAsia="Avenir Next"/>
                 <w:color w:val="1A1A1A"/>
-                <w:sz w:val="20"/>
+                <w:sz w:val="22"/>
                 <w:szCs w:val="20"/>
               </w:rPr>
               <w:t xml:space="preserve">Divide a total by a one-digit number, like 95 ÷ 5.  </w:t>
@@ -1893,7 +1906,7 @@
                 <w:rFonts w:ascii="Avenir Next" w:hAnsi="Avenir Next" w:cs="Avenir Next" w:eastAsia="Avenir Next"/>
                 <w:b/>
                 <w:color w:val="1A1A1A"/>
-                <w:sz w:val="20"/>
+                <w:sz w:val="22"/>
                 <w:szCs w:val="20"/>
               </w:rPr>
               <w:t xml:space="preserve">You will use it in Practice Form A, problems 3 and 6.</w:t>
@@ -1904,6 +1917,7 @@
     </w:tbl>
     <w:p>
       <w:pPr>
+        <w:pStyle w:val="Heading2"/>
         <w:keepNext/>
         <w:pBdr>
           <w:bottom w:val="single" w:sz="8" w:space="3" w:color="003A70"/>
@@ -1919,7 +1933,7 @@
           <w:b/>
           <w:color w:val="003A70"/>
           <w:spacing w:val="14"/>
-          <w:sz w:val="19"/>
+          <w:sz w:val="22"/>
           <w:szCs w:val="19"/>
         </w:rPr>
         <w:t xml:space="preserve">STEPS TO FOLLOW</w:t>
@@ -1938,7 +1952,7 @@
           <w:rFonts w:ascii="Avenir Next" w:hAnsi="Avenir Next" w:cs="Avenir Next" w:eastAsia="Avenir Next"/>
           <w:i/>
           <w:color w:val="5A5F66"/>
-          <w:sz w:val="17"/>
+          <w:sz w:val="22"/>
           <w:szCs w:val="17"/>
         </w:rPr>
         <w:t xml:space="preserve">use these same steps on every problem</w:t>
@@ -1980,6 +1994,7 @@
           </w:tcPr>
           <w:p>
             <w:pPr>
+              <w:pStyle w:val="Heading1"/>
               <w:spacing w:before="0" w:after="0" w:line="240" w:lineRule="auto"/>
               <w:jc w:val="center"/>
             </w:pPr>
@@ -2009,7 +2024,7 @@
                 <w:rFonts w:ascii="Avenir Next" w:hAnsi="Avenir Next" w:cs="Avenir Next" w:eastAsia="Avenir Next"/>
                 <w:b/>
                 <w:color w:val="1A1A1A"/>
-                <w:sz w:val="21"/>
+                <w:sz w:val="22"/>
                 <w:szCs w:val="21"/>
               </w:rPr>
               <w:t xml:space="preserve">Break</w:t>
@@ -2018,7 +2033,7 @@
               <w:rPr>
                 <w:rFonts w:ascii="Avenir Next" w:hAnsi="Avenir Next" w:cs="Avenir Next" w:eastAsia="Avenir Next"/>
                 <w:color w:val="1A1A1A"/>
-                <w:sz w:val="21"/>
+                <w:sz w:val="22"/>
                 <w:szCs w:val="21"/>
               </w:rPr>
               <w:t xml:space="preserve"> the total into parts the divisor fits easily.</w:t>
@@ -2037,6 +2052,7 @@
           </w:tcPr>
           <w:p>
             <w:pPr>
+              <w:pStyle w:val="Heading1"/>
               <w:spacing w:before="0" w:after="0" w:line="240" w:lineRule="auto"/>
               <w:jc w:val="center"/>
             </w:pPr>
@@ -2066,7 +2082,7 @@
                 <w:rFonts w:ascii="Avenir Next" w:hAnsi="Avenir Next" w:cs="Avenir Next" w:eastAsia="Avenir Next"/>
                 <w:b/>
                 <w:color w:val="1A1A1A"/>
-                <w:sz w:val="21"/>
+                <w:sz w:val="22"/>
                 <w:szCs w:val="21"/>
               </w:rPr>
               <w:t xml:space="preserve">Divide</w:t>
@@ -2075,7 +2091,7 @@
               <w:rPr>
                 <w:rFonts w:ascii="Avenir Next" w:hAnsi="Avenir Next" w:cs="Avenir Next" w:eastAsia="Avenir Next"/>
                 <w:color w:val="1A1A1A"/>
-                <w:sz w:val="21"/>
+                <w:sz w:val="22"/>
                 <w:szCs w:val="21"/>
               </w:rPr>
               <w:t xml:space="preserve"> each part.</w:t>
@@ -2094,6 +2110,7 @@
           </w:tcPr>
           <w:p>
             <w:pPr>
+              <w:pStyle w:val="Heading1"/>
               <w:spacing w:before="0" w:after="0" w:line="240" w:lineRule="auto"/>
               <w:jc w:val="center"/>
             </w:pPr>
@@ -2123,7 +2140,7 @@
                 <w:rFonts w:ascii="Avenir Next" w:hAnsi="Avenir Next" w:cs="Avenir Next" w:eastAsia="Avenir Next"/>
                 <w:b/>
                 <w:color w:val="1A1A1A"/>
-                <w:sz w:val="21"/>
+                <w:sz w:val="22"/>
                 <w:szCs w:val="21"/>
               </w:rPr>
               <w:t xml:space="preserve">Add</w:t>
@@ -2132,7 +2149,7 @@
               <w:rPr>
                 <w:rFonts w:ascii="Avenir Next" w:hAnsi="Avenir Next" w:cs="Avenir Next" w:eastAsia="Avenir Next"/>
                 <w:color w:val="1A1A1A"/>
-                <w:sz w:val="21"/>
+                <w:sz w:val="22"/>
                 <w:szCs w:val="21"/>
               </w:rPr>
               <w:t xml:space="preserve"> the quotients.</w:t>
@@ -2143,6 +2160,7 @@
     </w:tbl>
     <w:p>
       <w:pPr>
+        <w:pStyle w:val="Heading2"/>
         <w:keepNext/>
         <w:pBdr>
           <w:bottom w:val="single" w:sz="8" w:space="3" w:color="003A70"/>
@@ -2158,7 +2176,7 @@
           <w:b/>
           <w:color w:val="003A70"/>
           <w:spacing w:val="14"/>
-          <w:sz w:val="19"/>
+          <w:sz w:val="22"/>
           <w:szCs w:val="19"/>
         </w:rPr>
         <w:t xml:space="preserve">WATCH ME</w:t>
@@ -2177,7 +2195,7 @@
           <w:rFonts w:ascii="Avenir Next" w:hAnsi="Avenir Next" w:cs="Avenir Next" w:eastAsia="Avenir Next"/>
           <w:i/>
           <w:color w:val="5A5F66"/>
-          <w:sz w:val="17"/>
+          <w:sz w:val="22"/>
           <w:szCs w:val="17"/>
         </w:rPr>
         <w:t xml:space="preserve">the steps in action</w:t>
@@ -2192,7 +2210,7 @@
           <w:rFonts w:ascii="Avenir Next" w:hAnsi="Avenir Next" w:cs="Avenir Next" w:eastAsia="Avenir Next"/>
           <w:b/>
           <w:color w:val="1A1A1A"/>
-          <w:sz w:val="21"/>
+          <w:sz w:val="22"/>
           <w:szCs w:val="21"/>
         </w:rPr>
         <w:t xml:space="preserve">Find 95 ÷ 5.</w:t>
@@ -2211,25 +2229,25 @@
           <w:rFonts w:ascii="Avenir Next" w:hAnsi="Avenir Next" w:cs="Avenir Next" w:eastAsia="Avenir Next"/>
           <w:b/>
           <w:color w:val="003A70"/>
+          <w:sz w:val="22"/>
+          <w:szCs w:val="19"/>
+        </w:rPr>
+        <w:t xml:space="preserve">Step 1</w:t>
+      </w:r>
+      <w:r>
+        <w:rPr>
+          <w:rFonts w:ascii="Avenir Next" w:hAnsi="Avenir Next" w:cs="Avenir Next" w:eastAsia="Avenir Next"/>
+          <w:color w:val="1A1A1A"/>
           <w:sz w:val="19"/>
           <w:szCs w:val="19"/>
         </w:rPr>
-        <w:t xml:space="preserve">Step 1</w:t>
-      </w:r>
-      <w:r>
-        <w:rPr>
-          <w:rFonts w:ascii="Avenir Next" w:hAnsi="Avenir Next" w:cs="Avenir Next" w:eastAsia="Avenir Next"/>
-          <w:color w:val="1A1A1A"/>
-          <w:sz w:val="19"/>
-          <w:szCs w:val="19"/>
-        </w:rPr>
         <w:tab/>
       </w:r>
       <w:r>
         <w:rPr>
           <w:rFonts w:ascii="Avenir Next" w:hAnsi="Avenir Next" w:cs="Avenir Next" w:eastAsia="Avenir Next"/>
           <w:color w:val="1A1A1A"/>
-          <w:sz w:val="21"/>
+          <w:sz w:val="22"/>
           <w:szCs w:val="21"/>
         </w:rPr>
         <w:t xml:space="preserve">95 = 50 + 45.</w:t>
@@ -2248,25 +2266,25 @@
           <w:rFonts w:ascii="Avenir Next" w:hAnsi="Avenir Next" w:cs="Avenir Next" w:eastAsia="Avenir Next"/>
           <w:b/>
           <w:color w:val="003A70"/>
+          <w:sz w:val="22"/>
+          <w:szCs w:val="19"/>
+        </w:rPr>
+        <w:t xml:space="preserve">Step 2</w:t>
+      </w:r>
+      <w:r>
+        <w:rPr>
+          <w:rFonts w:ascii="Avenir Next" w:hAnsi="Avenir Next" w:cs="Avenir Next" w:eastAsia="Avenir Next"/>
+          <w:color w:val="1A1A1A"/>
           <w:sz w:val="19"/>
           <w:szCs w:val="19"/>
         </w:rPr>
-        <w:t xml:space="preserve">Step 2</w:t>
-      </w:r>
-      <w:r>
-        <w:rPr>
-          <w:rFonts w:ascii="Avenir Next" w:hAnsi="Avenir Next" w:cs="Avenir Next" w:eastAsia="Avenir Next"/>
-          <w:color w:val="1A1A1A"/>
-          <w:sz w:val="19"/>
-          <w:szCs w:val="19"/>
-        </w:rPr>
         <w:tab/>
       </w:r>
       <w:r>
         <w:rPr>
           <w:rFonts w:ascii="Avenir Next" w:hAnsi="Avenir Next" w:cs="Avenir Next" w:eastAsia="Avenir Next"/>
           <w:color w:val="1A1A1A"/>
-          <w:sz w:val="21"/>
+          <w:sz w:val="22"/>
           <w:szCs w:val="21"/>
         </w:rPr>
         <w:t xml:space="preserve">50 ÷ 5 = 10. 45 ÷ 5 = 9.</w:t>
@@ -2285,25 +2303,25 @@
           <w:rFonts w:ascii="Avenir Next" w:hAnsi="Avenir Next" w:cs="Avenir Next" w:eastAsia="Avenir Next"/>
           <w:b/>
           <w:color w:val="003A70"/>
+          <w:sz w:val="22"/>
+          <w:szCs w:val="19"/>
+        </w:rPr>
+        <w:t xml:space="preserve">Step 3</w:t>
+      </w:r>
+      <w:r>
+        <w:rPr>
+          <w:rFonts w:ascii="Avenir Next" w:hAnsi="Avenir Next" w:cs="Avenir Next" w:eastAsia="Avenir Next"/>
+          <w:color w:val="1A1A1A"/>
           <w:sz w:val="19"/>
           <w:szCs w:val="19"/>
         </w:rPr>
-        <w:t xml:space="preserve">Step 3</w:t>
-      </w:r>
-      <w:r>
-        <w:rPr>
-          <w:rFonts w:ascii="Avenir Next" w:hAnsi="Avenir Next" w:cs="Avenir Next" w:eastAsia="Avenir Next"/>
-          <w:color w:val="1A1A1A"/>
-          <w:sz w:val="19"/>
-          <w:szCs w:val="19"/>
-        </w:rPr>
         <w:tab/>
       </w:r>
       <w:r>
         <w:rPr>
           <w:rFonts w:ascii="Avenir Next" w:hAnsi="Avenir Next" w:cs="Avenir Next" w:eastAsia="Avenir Next"/>
           <w:color w:val="1A1A1A"/>
-          <w:sz w:val="21"/>
+          <w:sz w:val="22"/>
           <w:szCs w:val="21"/>
         </w:rPr>
         <w:t xml:space="preserve">10 + 9 = 19.</w:t>
@@ -2322,18 +2340,18 @@
           <w:rFonts w:ascii="Avenir Next" w:hAnsi="Avenir Next" w:cs="Avenir Next" w:eastAsia="Avenir Next"/>
           <w:b/>
           <w:color w:val="1A1A1A"/>
+          <w:sz w:val="22"/>
+          <w:szCs w:val="21"/>
+        </w:rPr>
+        <w:t xml:space="preserve">Answer</w:t>
+      </w:r>
+      <w:r>
+        <w:rPr>
+          <w:rFonts w:ascii="Avenir Next" w:hAnsi="Avenir Next" w:cs="Avenir Next" w:eastAsia="Avenir Next"/>
+          <w:color w:val="1A1A1A"/>
           <w:sz w:val="21"/>
           <w:szCs w:val="21"/>
         </w:rPr>
-        <w:t xml:space="preserve">Answer</w:t>
-      </w:r>
-      <w:r>
-        <w:rPr>
-          <w:rFonts w:ascii="Avenir Next" w:hAnsi="Avenir Next" w:cs="Avenir Next" w:eastAsia="Avenir Next"/>
-          <w:color w:val="1A1A1A"/>
-          <w:sz w:val="21"/>
-          <w:szCs w:val="21"/>
-        </w:rPr>
         <w:tab/>
       </w:r>
       <w:r>
@@ -2341,7 +2359,7 @@
           <w:rFonts w:ascii="Avenir Next" w:hAnsi="Avenir Next" w:cs="Avenir Next" w:eastAsia="Avenir Next"/>
           <w:b/>
           <w:color w:val="1A1A1A"/>
-          <w:sz w:val="21"/>
+          <w:sz w:val="22"/>
           <w:szCs w:val="21"/>
         </w:rPr>
         <w:t xml:space="preserve">19</w:t>
@@ -2349,6 +2367,7 @@
     </w:p>
     <w:p>
       <w:pPr>
+        <w:pStyle w:val="Heading2"/>
         <w:keepNext/>
         <w:pBdr>
           <w:bottom w:val="single" w:sz="8" w:space="3" w:color="003A70"/>
@@ -2364,7 +2383,7 @@
           <w:b/>
           <w:color w:val="003A70"/>
           <w:spacing w:val="14"/>
-          <w:sz w:val="19"/>
+          <w:sz w:val="22"/>
           <w:szCs w:val="19"/>
         </w:rPr>
         <w:t xml:space="preserve">TRY IT WITH HELP</w:t>
@@ -2383,7 +2402,7 @@
           <w:rFonts w:ascii="Avenir Next" w:hAnsi="Avenir Next" w:cs="Avenir Next" w:eastAsia="Avenir Next"/>
           <w:i/>
           <w:color w:val="5A5F66"/>
-          <w:sz w:val="17"/>
+          <w:sz w:val="22"/>
           <w:szCs w:val="17"/>
         </w:rPr>
         <w:t xml:space="preserve">fill in each step</w:t>
@@ -2441,25 +2460,25 @@
           <w:rFonts w:ascii="Avenir Next" w:hAnsi="Avenir Next" w:cs="Avenir Next" w:eastAsia="Avenir Next"/>
           <w:b/>
           <w:color w:val="003A70"/>
+          <w:sz w:val="22"/>
+          <w:szCs w:val="18"/>
+        </w:rPr>
+        <w:t xml:space="preserve">Step 1</w:t>
+      </w:r>
+      <w:r>
+        <w:rPr>
+          <w:rFonts w:ascii="Avenir Next" w:hAnsi="Avenir Next" w:cs="Avenir Next" w:eastAsia="Avenir Next"/>
+          <w:color w:val="1A1A1A"/>
           <w:sz w:val="18"/>
           <w:szCs w:val="18"/>
         </w:rPr>
-        <w:t xml:space="preserve">Step 1</w:t>
-      </w:r>
-      <w:r>
-        <w:rPr>
-          <w:rFonts w:ascii="Avenir Next" w:hAnsi="Avenir Next" w:cs="Avenir Next" w:eastAsia="Avenir Next"/>
-          <w:color w:val="1A1A1A"/>
-          <w:sz w:val="18"/>
-          <w:szCs w:val="18"/>
-        </w:rPr>
         <w:tab/>
       </w:r>
       <w:r>
         <w:rPr>
           <w:rFonts w:ascii="Avenir Next" w:hAnsi="Avenir Next" w:cs="Avenir Next" w:eastAsia="Avenir Next"/>
           <w:color w:val="1A1A1A"/>
-          <w:sz w:val="21"/>
+          <w:sz w:val="22"/>
           <w:szCs w:val="21"/>
         </w:rPr>
         <w:t xml:space="preserve">84 = 60 + </w:t>
@@ -2489,35 +2508,35 @@
           <w:rFonts w:ascii="Avenir Next" w:hAnsi="Avenir Next" w:cs="Avenir Next" w:eastAsia="Avenir Next"/>
           <w:b/>
           <w:color w:val="003A70"/>
+          <w:sz w:val="22"/>
+          <w:szCs w:val="18"/>
+        </w:rPr>
+        <w:t xml:space="preserve">Step 2</w:t>
+      </w:r>
+      <w:r>
+        <w:rPr>
+          <w:rFonts w:ascii="Avenir Next" w:hAnsi="Avenir Next" w:cs="Avenir Next" w:eastAsia="Avenir Next"/>
+          <w:color w:val="1A1A1A"/>
           <w:sz w:val="18"/>
           <w:szCs w:val="18"/>
         </w:rPr>
-        <w:t xml:space="preserve">Step 2</w:t>
-      </w:r>
-      <w:r>
-        <w:rPr>
-          <w:rFonts w:ascii="Avenir Next" w:hAnsi="Avenir Next" w:cs="Avenir Next" w:eastAsia="Avenir Next"/>
-          <w:color w:val="1A1A1A"/>
-          <w:sz w:val="18"/>
-          <w:szCs w:val="18"/>
-        </w:rPr>
         <w:tab/>
       </w:r>
       <w:r>
         <w:rPr>
           <w:rFonts w:ascii="Avenir Next" w:hAnsi="Avenir Next" w:cs="Avenir Next" w:eastAsia="Avenir Next"/>
           <w:color w:val="1A1A1A"/>
+          <w:sz w:val="22"/>
+          <w:szCs w:val="21"/>
+        </w:rPr>
+        <w:t xml:space="preserve">60 ÷ 6 = </w:t>
+      </w:r>
+      <w:r>
+        <w:rPr>
+          <w:rFonts w:ascii="Avenir Next" w:hAnsi="Avenir Next" w:cs="Avenir Next" w:eastAsia="Avenir Next"/>
+          <w:color w:val="1A1A1A"/>
           <w:sz w:val="21"/>
           <w:szCs w:val="21"/>
-        </w:rPr>
-        <w:t xml:space="preserve">60 ÷ 6 = </w:t>
-      </w:r>
-      <w:r>
-        <w:rPr>
-          <w:rFonts w:ascii="Avenir Next" w:hAnsi="Avenir Next" w:cs="Avenir Next" w:eastAsia="Avenir Next"/>
-          <w:color w:val="1A1A1A"/>
-          <w:sz w:val="21"/>
-          <w:szCs w:val="21"/>
           <w:u w:val="single"/>
         </w:rPr>
         <w:t xml:space="preserve">                </w:t>
@@ -2526,7 +2545,7 @@
         <w:rPr>
           <w:rFonts w:ascii="Avenir Next" w:hAnsi="Avenir Next" w:cs="Avenir Next" w:eastAsia="Avenir Next"/>
           <w:color w:val="1A1A1A"/>
-          <w:sz w:val="21"/>
+          <w:sz w:val="22"/>
           <w:szCs w:val="21"/>
         </w:rPr>
         <w:t xml:space="preserve">. 24 ÷ 6 = </w:t>
@@ -2556,25 +2575,25 @@
           <w:rFonts w:ascii="Avenir Next" w:hAnsi="Avenir Next" w:cs="Avenir Next" w:eastAsia="Avenir Next"/>
           <w:b/>
           <w:color w:val="003A70"/>
+          <w:sz w:val="22"/>
+          <w:szCs w:val="18"/>
+        </w:rPr>
+        <w:t xml:space="preserve">Step 3</w:t>
+      </w:r>
+      <w:r>
+        <w:rPr>
+          <w:rFonts w:ascii="Avenir Next" w:hAnsi="Avenir Next" w:cs="Avenir Next" w:eastAsia="Avenir Next"/>
+          <w:color w:val="1A1A1A"/>
           <w:sz w:val="18"/>
           <w:szCs w:val="18"/>
         </w:rPr>
-        <w:t xml:space="preserve">Step 3</w:t>
-      </w:r>
-      <w:r>
-        <w:rPr>
-          <w:rFonts w:ascii="Avenir Next" w:hAnsi="Avenir Next" w:cs="Avenir Next" w:eastAsia="Avenir Next"/>
-          <w:color w:val="1A1A1A"/>
-          <w:sz w:val="18"/>
-          <w:szCs w:val="18"/>
-        </w:rPr>
         <w:tab/>
       </w:r>
       <w:r>
         <w:rPr>
           <w:rFonts w:ascii="Avenir Next" w:hAnsi="Avenir Next" w:cs="Avenir Next" w:eastAsia="Avenir Next"/>
           <w:color w:val="1A1A1A"/>
-          <w:sz w:val="21"/>
+          <w:sz w:val="22"/>
           <w:szCs w:val="21"/>
         </w:rPr>
         <w:t xml:space="preserve">10 + 4 = </w:t>
@@ -2647,25 +2666,25 @@
           <w:rFonts w:ascii="Avenir Next" w:hAnsi="Avenir Next" w:cs="Avenir Next" w:eastAsia="Avenir Next"/>
           <w:b/>
           <w:color w:val="003A70"/>
+          <w:sz w:val="22"/>
+          <w:szCs w:val="18"/>
+        </w:rPr>
+        <w:t xml:space="preserve">Step 1</w:t>
+      </w:r>
+      <w:r>
+        <w:rPr>
+          <w:rFonts w:ascii="Avenir Next" w:hAnsi="Avenir Next" w:cs="Avenir Next" w:eastAsia="Avenir Next"/>
+          <w:color w:val="1A1A1A"/>
           <w:sz w:val="18"/>
           <w:szCs w:val="18"/>
         </w:rPr>
-        <w:t xml:space="preserve">Step 1</w:t>
-      </w:r>
-      <w:r>
-        <w:rPr>
-          <w:rFonts w:ascii="Avenir Next" w:hAnsi="Avenir Next" w:cs="Avenir Next" w:eastAsia="Avenir Next"/>
-          <w:color w:val="1A1A1A"/>
-          <w:sz w:val="18"/>
-          <w:szCs w:val="18"/>
-        </w:rPr>
         <w:tab/>
       </w:r>
       <w:r>
         <w:rPr>
           <w:rFonts w:ascii="Avenir Next" w:hAnsi="Avenir Next" w:cs="Avenir Next" w:eastAsia="Avenir Next"/>
           <w:color w:val="1A1A1A"/>
-          <w:sz w:val="21"/>
+          <w:sz w:val="22"/>
           <w:szCs w:val="21"/>
         </w:rPr>
         <w:t xml:space="preserve">126 = 120 + </w:t>
@@ -2695,35 +2714,35 @@
           <w:rFonts w:ascii="Avenir Next" w:hAnsi="Avenir Next" w:cs="Avenir Next" w:eastAsia="Avenir Next"/>
           <w:b/>
           <w:color w:val="003A70"/>
+          <w:sz w:val="22"/>
+          <w:szCs w:val="18"/>
+        </w:rPr>
+        <w:t xml:space="preserve">Step 2</w:t>
+      </w:r>
+      <w:r>
+        <w:rPr>
+          <w:rFonts w:ascii="Avenir Next" w:hAnsi="Avenir Next" w:cs="Avenir Next" w:eastAsia="Avenir Next"/>
+          <w:color w:val="1A1A1A"/>
           <w:sz w:val="18"/>
           <w:szCs w:val="18"/>
         </w:rPr>
-        <w:t xml:space="preserve">Step 2</w:t>
-      </w:r>
-      <w:r>
-        <w:rPr>
-          <w:rFonts w:ascii="Avenir Next" w:hAnsi="Avenir Next" w:cs="Avenir Next" w:eastAsia="Avenir Next"/>
-          <w:color w:val="1A1A1A"/>
-          <w:sz w:val="18"/>
-          <w:szCs w:val="18"/>
-        </w:rPr>
         <w:tab/>
       </w:r>
       <w:r>
         <w:rPr>
           <w:rFonts w:ascii="Avenir Next" w:hAnsi="Avenir Next" w:cs="Avenir Next" w:eastAsia="Avenir Next"/>
           <w:color w:val="1A1A1A"/>
+          <w:sz w:val="22"/>
+          <w:szCs w:val="21"/>
+        </w:rPr>
+        <w:t xml:space="preserve">120 ÷ 6 = </w:t>
+      </w:r>
+      <w:r>
+        <w:rPr>
+          <w:rFonts w:ascii="Avenir Next" w:hAnsi="Avenir Next" w:cs="Avenir Next" w:eastAsia="Avenir Next"/>
+          <w:color w:val="1A1A1A"/>
           <w:sz w:val="21"/>
           <w:szCs w:val="21"/>
-        </w:rPr>
-        <w:t xml:space="preserve">120 ÷ 6 = </w:t>
-      </w:r>
-      <w:r>
-        <w:rPr>
-          <w:rFonts w:ascii="Avenir Next" w:hAnsi="Avenir Next" w:cs="Avenir Next" w:eastAsia="Avenir Next"/>
-          <w:color w:val="1A1A1A"/>
-          <w:sz w:val="21"/>
-          <w:szCs w:val="21"/>
           <w:u w:val="single"/>
         </w:rPr>
         <w:t xml:space="preserve">                </w:t>
@@ -2732,7 +2751,7 @@
         <w:rPr>
           <w:rFonts w:ascii="Avenir Next" w:hAnsi="Avenir Next" w:cs="Avenir Next" w:eastAsia="Avenir Next"/>
           <w:color w:val="1A1A1A"/>
-          <w:sz w:val="21"/>
+          <w:sz w:val="22"/>
           <w:szCs w:val="21"/>
         </w:rPr>
         <w:t xml:space="preserve">. 6 ÷ 6 = </w:t>
@@ -2762,35 +2781,35 @@
           <w:rFonts w:ascii="Avenir Next" w:hAnsi="Avenir Next" w:cs="Avenir Next" w:eastAsia="Avenir Next"/>
           <w:b/>
           <w:color w:val="003A70"/>
+          <w:sz w:val="22"/>
+          <w:szCs w:val="18"/>
+        </w:rPr>
+        <w:t xml:space="preserve">Step 3</w:t>
+      </w:r>
+      <w:r>
+        <w:rPr>
+          <w:rFonts w:ascii="Avenir Next" w:hAnsi="Avenir Next" w:cs="Avenir Next" w:eastAsia="Avenir Next"/>
+          <w:color w:val="1A1A1A"/>
           <w:sz w:val="18"/>
           <w:szCs w:val="18"/>
         </w:rPr>
-        <w:t xml:space="preserve">Step 3</w:t>
-      </w:r>
-      <w:r>
-        <w:rPr>
-          <w:rFonts w:ascii="Avenir Next" w:hAnsi="Avenir Next" w:cs="Avenir Next" w:eastAsia="Avenir Next"/>
-          <w:color w:val="1A1A1A"/>
-          <w:sz w:val="18"/>
-          <w:szCs w:val="18"/>
-        </w:rPr>
         <w:tab/>
       </w:r>
       <w:r>
         <w:rPr>
           <w:rFonts w:ascii="Avenir Next" w:hAnsi="Avenir Next" w:cs="Avenir Next" w:eastAsia="Avenir Next"/>
           <w:color w:val="1A1A1A"/>
+          <w:sz w:val="22"/>
+          <w:szCs w:val="21"/>
+        </w:rPr>
+        <w:t xml:space="preserve">20 + 1 = </w:t>
+      </w:r>
+      <w:r>
+        <w:rPr>
+          <w:rFonts w:ascii="Avenir Next" w:hAnsi="Avenir Next" w:cs="Avenir Next" w:eastAsia="Avenir Next"/>
+          <w:color w:val="1A1A1A"/>
           <w:sz w:val="21"/>
           <w:szCs w:val="21"/>
-        </w:rPr>
-        <w:t xml:space="preserve">20 + 1 = </w:t>
-      </w:r>
-      <w:r>
-        <w:rPr>
-          <w:rFonts w:ascii="Avenir Next" w:hAnsi="Avenir Next" w:cs="Avenir Next" w:eastAsia="Avenir Next"/>
-          <w:color w:val="1A1A1A"/>
-          <w:sz w:val="21"/>
-          <w:szCs w:val="21"/>
           <w:u w:val="single"/>
         </w:rPr>
         <w:t xml:space="preserve">                </w:t>
@@ -2803,6 +2822,7 @@
     </w:p>
     <w:p>
       <w:pPr>
+        <w:pStyle w:val="Heading2"/>
         <w:keepNext/>
         <w:pBdr>
           <w:bottom w:val="single" w:sz="8" w:space="3" w:color="003A70"/>
@@ -2818,7 +2838,7 @@
           <w:b/>
           <w:color w:val="003A70"/>
           <w:spacing w:val="14"/>
-          <w:sz w:val="19"/>
+          <w:sz w:val="22"/>
           <w:szCs w:val="19"/>
         </w:rPr>
         <w:t xml:space="preserve">YOUR TURN</w:t>
@@ -2837,7 +2857,7 @@
           <w:rFonts w:ascii="Avenir Next" w:hAnsi="Avenir Next" w:cs="Avenir Next" w:eastAsia="Avenir Next"/>
           <w:i/>
           <w:color w:val="5A5F66"/>
-          <w:sz w:val="17"/>
+          <w:sz w:val="22"/>
           <w:szCs w:val="17"/>
         </w:rPr>
         <w:t xml:space="preserve">use the steps on your own</w:t>
@@ -3009,7 +3029,7 @@
                       <w:szCs w:val="22"/>
                       <w:u w:val="single"/>
                     </w:rPr>
-                    <w:t xml:space="preserve">        </w:t>
+                    <w:t xml:space="preserve">            </w:t>
                   </w:r>
                 </w:p>
               </w:tc>
@@ -3071,7 +3091,7 @@
                       <w:szCs w:val="22"/>
                       <w:u w:val="single"/>
                     </w:rPr>
-                    <w:t xml:space="preserve">        </w:t>
+                    <w:t xml:space="preserve">            </w:t>
                   </w:r>
                 </w:p>
               </w:tc>
@@ -3133,7 +3153,7 @@
                       <w:szCs w:val="22"/>
                       <w:u w:val="single"/>
                     </w:rPr>
-                    <w:t xml:space="preserve">        </w:t>
+                    <w:t xml:space="preserve">            </w:t>
                   </w:r>
                 </w:p>
               </w:tc>
@@ -3201,7 +3221,7 @@
                       <w:szCs w:val="22"/>
                       <w:u w:val="single"/>
                     </w:rPr>
-                    <w:t xml:space="preserve">        </w:t>
+                    <w:t xml:space="preserve">            </w:t>
                   </w:r>
                 </w:p>
               </w:tc>
@@ -3263,7 +3283,7 @@
                       <w:szCs w:val="22"/>
                       <w:u w:val="single"/>
                     </w:rPr>
-                    <w:t xml:space="preserve">        </w:t>
+                    <w:t xml:space="preserve">            </w:t>
                   </w:r>
                 </w:p>
               </w:tc>
@@ -3325,7 +3345,7 @@
                       <w:szCs w:val="22"/>
                       <w:u w:val="single"/>
                     </w:rPr>
-                    <w:t xml:space="preserve">        </w:t>
+                    <w:t xml:space="preserve">            </w:t>
                   </w:r>
                 </w:p>
               </w:tc>
@@ -3346,6 +3366,7 @@
     </w:p>
     <w:p>
       <w:pPr>
+        <w:pStyle w:val="Heading2"/>
         <w:keepNext/>
         <w:pBdr>
           <w:bottom w:val="single" w:sz="8" w:space="3" w:color="003A70"/>
@@ -3361,7 +3382,7 @@
           <w:b/>
           <w:color w:val="003A70"/>
           <w:spacing w:val="14"/>
-          <w:sz w:val="19"/>
+          <w:sz w:val="22"/>
           <w:szCs w:val="19"/>
         </w:rPr>
         <w:t xml:space="preserve">READY CHECK</w:t>
@@ -3380,7 +3401,7 @@
           <w:rFonts w:ascii="Avenir Next" w:hAnsi="Avenir Next" w:cs="Avenir Next" w:eastAsia="Avenir Next"/>
           <w:i/>
           <w:color w:val="5A5F66"/>
-          <w:sz w:val="17"/>
+          <w:sz w:val="22"/>
           <w:szCs w:val="17"/>
         </w:rPr>
         <w:t xml:space="preserve">a problem like the one in today’s lesson</w:t>
@@ -3512,25 +3533,25 @@
                       <w:rFonts w:ascii="Avenir Next" w:hAnsi="Avenir Next" w:cs="Avenir Next" w:eastAsia="Avenir Next"/>
                       <w:b/>
                       <w:color w:val="003A70"/>
+                      <w:sz w:val="22"/>
+                      <w:szCs w:val="21"/>
+                    </w:rPr>
+                    <w:t xml:space="preserve">A</w:t>
+                  </w:r>
+                  <w:r>
+                    <w:rPr>
+                      <w:rFonts w:ascii="Avenir Next" w:hAnsi="Avenir Next" w:cs="Avenir Next" w:eastAsia="Avenir Next"/>
+                      <w:color w:val="1A1A1A"/>
                       <w:sz w:val="21"/>
                       <w:szCs w:val="21"/>
                     </w:rPr>
-                    <w:t xml:space="preserve">A</w:t>
-                  </w:r>
-                  <w:r>
-                    <w:rPr>
-                      <w:rFonts w:ascii="Avenir Next" w:hAnsi="Avenir Next" w:cs="Avenir Next" w:eastAsia="Avenir Next"/>
-                      <w:color w:val="1A1A1A"/>
-                      <w:sz w:val="21"/>
-                      <w:szCs w:val="21"/>
-                    </w:rPr>
                     <w:tab/>
                   </w:r>
                   <w:r>
                     <w:rPr>
                       <w:rFonts w:ascii="Avenir Next" w:hAnsi="Avenir Next" w:cs="Avenir Next" w:eastAsia="Avenir Next"/>
                       <w:color w:val="1A1A1A"/>
-                      <w:sz w:val="21"/>
+                      <w:sz w:val="22"/>
                       <w:szCs w:val="21"/>
                     </w:rPr>
                     <w:t xml:space="preserve">$19</w:t>
@@ -3555,25 +3576,25 @@
                       <w:rFonts w:ascii="Avenir Next" w:hAnsi="Avenir Next" w:cs="Avenir Next" w:eastAsia="Avenir Next"/>
                       <w:b/>
                       <w:color w:val="003A70"/>
+                      <w:sz w:val="22"/>
+                      <w:szCs w:val="21"/>
+                    </w:rPr>
+                    <w:t xml:space="preserve">B</w:t>
+                  </w:r>
+                  <w:r>
+                    <w:rPr>
+                      <w:rFonts w:ascii="Avenir Next" w:hAnsi="Avenir Next" w:cs="Avenir Next" w:eastAsia="Avenir Next"/>
+                      <w:color w:val="1A1A1A"/>
                       <w:sz w:val="21"/>
                       <w:szCs w:val="21"/>
                     </w:rPr>
-                    <w:t xml:space="preserve">B</w:t>
-                  </w:r>
-                  <w:r>
-                    <w:rPr>
-                      <w:rFonts w:ascii="Avenir Next" w:hAnsi="Avenir Next" w:cs="Avenir Next" w:eastAsia="Avenir Next"/>
-                      <w:color w:val="1A1A1A"/>
-                      <w:sz w:val="21"/>
-                      <w:szCs w:val="21"/>
-                    </w:rPr>
                     <w:tab/>
                   </w:r>
                   <w:r>
                     <w:rPr>
                       <w:rFonts w:ascii="Avenir Next" w:hAnsi="Avenir Next" w:cs="Avenir Next" w:eastAsia="Avenir Next"/>
                       <w:color w:val="1A1A1A"/>
-                      <w:sz w:val="21"/>
+                      <w:sz w:val="22"/>
                       <w:szCs w:val="21"/>
                     </w:rPr>
                     <w:t xml:space="preserve">$90</w:t>
@@ -3598,25 +3619,25 @@
                       <w:rFonts w:ascii="Avenir Next" w:hAnsi="Avenir Next" w:cs="Avenir Next" w:eastAsia="Avenir Next"/>
                       <w:b/>
                       <w:color w:val="003A70"/>
+                      <w:sz w:val="22"/>
+                      <w:szCs w:val="21"/>
+                    </w:rPr>
+                    <w:t xml:space="preserve">C</w:t>
+                  </w:r>
+                  <w:r>
+                    <w:rPr>
+                      <w:rFonts w:ascii="Avenir Next" w:hAnsi="Avenir Next" w:cs="Avenir Next" w:eastAsia="Avenir Next"/>
+                      <w:color w:val="1A1A1A"/>
                       <w:sz w:val="21"/>
                       <w:szCs w:val="21"/>
                     </w:rPr>
-                    <w:t xml:space="preserve">C</w:t>
-                  </w:r>
-                  <w:r>
-                    <w:rPr>
-                      <w:rFonts w:ascii="Avenir Next" w:hAnsi="Avenir Next" w:cs="Avenir Next" w:eastAsia="Avenir Next"/>
-                      <w:color w:val="1A1A1A"/>
-                      <w:sz w:val="21"/>
-                      <w:szCs w:val="21"/>
-                    </w:rPr>
                     <w:tab/>
                   </w:r>
                   <w:r>
                     <w:rPr>
                       <w:rFonts w:ascii="Avenir Next" w:hAnsi="Avenir Next" w:cs="Avenir Next" w:eastAsia="Avenir Next"/>
                       <w:color w:val="1A1A1A"/>
-                      <w:sz w:val="21"/>
+                      <w:sz w:val="22"/>
                       <w:szCs w:val="21"/>
                     </w:rPr>
                     <w:t xml:space="preserve">$100</w:t>
@@ -3641,25 +3662,25 @@
                       <w:rFonts w:ascii="Avenir Next" w:hAnsi="Avenir Next" w:cs="Avenir Next" w:eastAsia="Avenir Next"/>
                       <w:b/>
                       <w:color w:val="003A70"/>
+                      <w:sz w:val="22"/>
+                      <w:szCs w:val="21"/>
+                    </w:rPr>
+                    <w:t xml:space="preserve">D</w:t>
+                  </w:r>
+                  <w:r>
+                    <w:rPr>
+                      <w:rFonts w:ascii="Avenir Next" w:hAnsi="Avenir Next" w:cs="Avenir Next" w:eastAsia="Avenir Next"/>
+                      <w:color w:val="1A1A1A"/>
                       <w:sz w:val="21"/>
                       <w:szCs w:val="21"/>
                     </w:rPr>
-                    <w:t xml:space="preserve">D</w:t>
-                  </w:r>
-                  <w:r>
-                    <w:rPr>
-                      <w:rFonts w:ascii="Avenir Next" w:hAnsi="Avenir Next" w:cs="Avenir Next" w:eastAsia="Avenir Next"/>
-                      <w:color w:val="1A1A1A"/>
-                      <w:sz w:val="21"/>
-                      <w:szCs w:val="21"/>
-                    </w:rPr>
                     <w:tab/>
                   </w:r>
                   <w:r>
                     <w:rPr>
                       <w:rFonts w:ascii="Avenir Next" w:hAnsi="Avenir Next" w:cs="Avenir Next" w:eastAsia="Avenir Next"/>
                       <w:color w:val="1A1A1A"/>
-                      <w:sz w:val="21"/>
+                      <w:sz w:val="22"/>
                       <w:szCs w:val="21"/>
                     </w:rPr>
                     <w:t xml:space="preserve">$475</w:t>
@@ -3708,19 +3729,42 @@
         <w:tblLook w:val="0000" w:firstRow="0" w:lastRow="0" w:firstColumn="0" w:lastColumn="0" w:noHBand="1" w:noVBand="1"/>
       </w:tblPr>
       <w:tblGrid>
-        <w:gridCol w:w="2000"/>
-        <w:gridCol w:w="2300"/>
-        <w:gridCol w:w="2100"/>
-        <w:gridCol w:w="3104"/>
+        <w:gridCol w:w="1750"/>
+        <w:gridCol w:w="2500"/>
+        <w:gridCol w:w="2200"/>
+        <w:gridCol w:w="3054"/>
       </w:tblGrid>
       <w:tr>
         <w:trPr>
           <w:cantSplit/>
-          <w:trHeight w:val="320" w:hRule="atLeast"/>
+          <w:trHeight w:val="300" w:hRule="atLeast"/>
         </w:trPr>
         <w:tc>
           <w:tcPr>
-            <w:tcW w:w="2000" w:type="dxa"/>
+            <w:tcW w:w="1750" w:type="dxa"/>
+            <w:vAlign w:val="center"/>
+          </w:tcPr>
+          <w:p>
+            <w:pPr>
+              <w:pStyle w:val="Heading2"/>
+              <w:spacing w:before="0" w:after="0" w:line="240" w:lineRule="auto"/>
+            </w:pPr>
+            <w:r>
+              <w:rPr>
+                <w:rFonts w:ascii="Avenir Next" w:hAnsi="Avenir Next" w:cs="Avenir Next" w:eastAsia="Avenir Next"/>
+                <w:b/>
+                <w:color w:val="003A70"/>
+                <w:spacing w:val="12"/>
+                <w:sz w:val="15"/>
+                <w:szCs w:val="15"/>
+              </w:rPr>
+              <w:t xml:space="preserve">CHECK YOURSELF</w:t>
+            </w:r>
+          </w:p>
+        </w:tc>
+        <w:tc>
+          <w:tcPr>
+            <w:tcW w:w="2500" w:type="dxa"/>
             <w:vAlign w:val="center"/>
           </w:tcPr>
           <w:p>
@@ -3729,20 +3773,27 @@
             </w:pPr>
             <w:r>
               <w:rPr>
+                <w:rFonts w:ascii="Arial" w:hAnsi="Arial" w:cs="Arial" w:eastAsia="Arial"/>
+                <w:color w:val="1A1A1A"/>
+                <w:sz w:val="20"/>
+                <w:szCs w:val="20"/>
+              </w:rPr>
+              <w:t xml:space="preserve">□</w:t>
+            </w:r>
+            <w:r>
+              <w:rPr>
                 <w:rFonts w:ascii="Avenir Next" w:hAnsi="Avenir Next" w:cs="Avenir Next" w:eastAsia="Avenir Next"/>
-                <w:b/>
-                <w:color w:val="003A70"/>
-                <w:spacing w:val="12"/>
-                <w:sz w:val="15"/>
-                <w:szCs w:val="15"/>
-              </w:rPr>
-              <w:t xml:space="preserve">CHECK YOURSELF</w:t>
+                <w:color w:val="1A1A1A"/>
+                <w:sz w:val="17"/>
+                <w:szCs w:val="17"/>
+              </w:rPr>
+              <w:t xml:space="preserve">  I can do this on my own</w:t>
             </w:r>
           </w:p>
         </w:tc>
         <w:tc>
           <w:tcPr>
-            <w:tcW w:w="2300" w:type="dxa"/>
+            <w:tcW w:w="2200" w:type="dxa"/>
             <w:vAlign w:val="center"/>
           </w:tcPr>
           <w:p>
@@ -3753,8 +3804,8 @@
               <w:rPr>
                 <w:rFonts w:ascii="Arial" w:hAnsi="Arial" w:cs="Arial" w:eastAsia="Arial"/>
                 <w:color w:val="1A1A1A"/>
-                <w:sz w:val="24"/>
-                <w:szCs w:val="24"/>
+                <w:sz w:val="20"/>
+                <w:szCs w:val="20"/>
               </w:rPr>
               <w:t xml:space="preserve">□</w:t>
             </w:r>
@@ -3765,13 +3816,13 @@
                 <w:sz w:val="17"/>
                 <w:szCs w:val="17"/>
               </w:rPr>
-              <w:t xml:space="preserve">  I can do this on my own</w:t>
+              <w:t xml:space="preserve">  I need a little help</w:t>
             </w:r>
           </w:p>
         </w:tc>
         <w:tc>
           <w:tcPr>
-            <w:tcW w:w="2100" w:type="dxa"/>
+            <w:tcW w:w="3054" w:type="dxa"/>
             <w:vAlign w:val="center"/>
           </w:tcPr>
           <w:p>
@@ -3782,37 +3833,8 @@
               <w:rPr>
                 <w:rFonts w:ascii="Arial" w:hAnsi="Arial" w:cs="Arial" w:eastAsia="Arial"/>
                 <w:color w:val="1A1A1A"/>
-                <w:sz w:val="24"/>
-                <w:szCs w:val="24"/>
-              </w:rPr>
-              <w:t xml:space="preserve">□</w:t>
-            </w:r>
-            <w:r>
-              <w:rPr>
-                <w:rFonts w:ascii="Avenir Next" w:hAnsi="Avenir Next" w:cs="Avenir Next" w:eastAsia="Avenir Next"/>
-                <w:color w:val="1A1A1A"/>
-                <w:sz w:val="17"/>
-                <w:szCs w:val="17"/>
-              </w:rPr>
-              <w:t xml:space="preserve">  I need a little help</w:t>
-            </w:r>
-          </w:p>
-        </w:tc>
-        <w:tc>
-          <w:tcPr>
-            <w:tcW w:w="3104" w:type="dxa"/>
-            <w:vAlign w:val="center"/>
-          </w:tcPr>
-          <w:p>
-            <w:pPr>
-              <w:spacing w:before="0" w:after="0" w:line="240" w:lineRule="auto"/>
-            </w:pPr>
-            <w:r>
-              <w:rPr>
-                <w:rFonts w:ascii="Arial" w:hAnsi="Arial" w:cs="Arial" w:eastAsia="Arial"/>
-                <w:color w:val="1A1A1A"/>
-                <w:sz w:val="24"/>
-                <w:szCs w:val="24"/>
+                <w:sz w:val="20"/>
+                <w:szCs w:val="20"/>
               </w:rPr>
               <w:t xml:space="preserve">□</w:t>
             </w:r>
@@ -3847,7 +3869,7 @@
     <w:sectPr>
       <w:footerReference w:type="default" r:id="rIdFooter1"/>
       <w:pgSz w:w="12240" w:h="15840"/>
-      <w:pgMar w:top="893" w:right="1224" w:bottom="835" w:left="1512" w:header="432" w:footer="432" w:gutter="0"/>
+      <w:pgMar w:top="780" w:right="1224" w:bottom="760" w:left="1512" w:header="432" w:footer="432" w:gutter="0"/>
       <w:cols w:space="720"/>
     </w:sectPr>
   </w:body>
@@ -3927,7 +3949,106 @@
               <w:sz w:val="15"/>
               <w:szCs w:val="15"/>
             </w:rPr>
-            <w:t xml:space="preserve">Lesson 2-8  ·  Session 1  ·  Prerequisite Practice A</w:t>
+            <w:t xml:space="preserve">2-8 · Page </w:t>
+          </w:r>
+          <w:r>
+            <w:rPr>
+              <w:rFonts w:ascii="Avenir Next" w:hAnsi="Avenir Next" w:cs="Avenir Next" w:eastAsia="Avenir Next"/>
+              <w:color w:val="5A5F66"/>
+              <w:sz w:val="15"/>
+              <w:szCs w:val="15"/>
+            </w:rPr>
+            <w:fldChar w:fldCharType="begin"/>
+          </w:r>
+          <w:r>
+            <w:rPr>
+              <w:rFonts w:ascii="Avenir Next" w:hAnsi="Avenir Next" w:cs="Avenir Next" w:eastAsia="Avenir Next"/>
+              <w:color w:val="5A5F66"/>
+              <w:sz w:val="15"/>
+              <w:szCs w:val="15"/>
+            </w:rPr>
+            <w:instrText xml:space="preserve"> PAGE </w:instrText>
+          </w:r>
+          <w:r>
+            <w:rPr>
+              <w:rFonts w:ascii="Avenir Next" w:hAnsi="Avenir Next" w:cs="Avenir Next" w:eastAsia="Avenir Next"/>
+              <w:color w:val="5A5F66"/>
+              <w:sz w:val="15"/>
+              <w:szCs w:val="15"/>
+            </w:rPr>
+            <w:fldChar w:fldCharType="separate"/>
+          </w:r>
+          <w:r>
+            <w:rPr>
+              <w:rFonts w:ascii="Avenir Next" w:hAnsi="Avenir Next" w:cs="Avenir Next" w:eastAsia="Avenir Next"/>
+              <w:color w:val="5A5F66"/>
+              <w:sz w:val="15"/>
+              <w:szCs w:val="15"/>
+            </w:rPr>
+            <w:t xml:space="preserve">1</w:t>
+          </w:r>
+          <w:r>
+            <w:rPr>
+              <w:rFonts w:ascii="Avenir Next" w:hAnsi="Avenir Next" w:cs="Avenir Next" w:eastAsia="Avenir Next"/>
+              <w:color w:val="5A5F66"/>
+              <w:sz w:val="15"/>
+              <w:szCs w:val="15"/>
+            </w:rPr>
+            <w:fldChar w:fldCharType="end"/>
+          </w:r>
+          <w:r>
+            <w:rPr>
+              <w:rFonts w:ascii="Avenir Next" w:hAnsi="Avenir Next" w:cs="Avenir Next" w:eastAsia="Avenir Next"/>
+              <w:color w:val="5A5F66"/>
+              <w:sz w:val="15"/>
+              <w:szCs w:val="15"/>
+            </w:rPr>
+            <w:t xml:space="preserve"> of </w:t>
+          </w:r>
+          <w:r>
+            <w:rPr>
+              <w:rFonts w:ascii="Avenir Next" w:hAnsi="Avenir Next" w:cs="Avenir Next" w:eastAsia="Avenir Next"/>
+              <w:color w:val="5A5F66"/>
+              <w:sz w:val="15"/>
+              <w:szCs w:val="15"/>
+            </w:rPr>
+            <w:fldChar w:fldCharType="begin"/>
+          </w:r>
+          <w:r>
+            <w:rPr>
+              <w:rFonts w:ascii="Avenir Next" w:hAnsi="Avenir Next" w:cs="Avenir Next" w:eastAsia="Avenir Next"/>
+              <w:color w:val="5A5F66"/>
+              <w:sz w:val="15"/>
+              <w:szCs w:val="15"/>
+            </w:rPr>
+            <w:instrText xml:space="preserve"> NUMPAGES </w:instrText>
+          </w:r>
+          <w:r>
+            <w:rPr>
+              <w:rFonts w:ascii="Avenir Next" w:hAnsi="Avenir Next" w:cs="Avenir Next" w:eastAsia="Avenir Next"/>
+              <w:color w:val="5A5F66"/>
+              <w:sz w:val="15"/>
+              <w:szCs w:val="15"/>
+            </w:rPr>
+            <w:fldChar w:fldCharType="separate"/>
+          </w:r>
+          <w:r>
+            <w:rPr>
+              <w:rFonts w:ascii="Avenir Next" w:hAnsi="Avenir Next" w:cs="Avenir Next" w:eastAsia="Avenir Next"/>
+              <w:color w:val="5A5F66"/>
+              <w:sz w:val="15"/>
+              <w:szCs w:val="15"/>
+            </w:rPr>
+            <w:t xml:space="preserve">1</w:t>
+          </w:r>
+          <w:r>
+            <w:rPr>
+              <w:rFonts w:ascii="Avenir Next" w:hAnsi="Avenir Next" w:cs="Avenir Next" w:eastAsia="Avenir Next"/>
+              <w:color w:val="5A5F66"/>
+              <w:sz w:val="15"/>
+              <w:szCs w:val="15"/>
+            </w:rPr>
+            <w:fldChar w:fldCharType="end"/>
           </w:r>
         </w:p>
       </w:tc>
@@ -3970,5 +4091,23 @@
       </w:tblCellMar>
     </w:tblPr>
   </w:style>
+  <w:style w:type="paragraph" w:styleId="Heading1">
+    <w:name w:val="heading 1"/>
+    <w:basedOn w:val="Normal"/>
+    <w:pPr>
+      <w:outlineLvl w:val="0"/>
+      <w:keepNext w:val="0"/>
+      <w:keepLines w:val="0"/>
+    </w:pPr>
+  </w:style>
+  <w:style w:type="paragraph" w:styleId="Heading2">
+    <w:name w:val="heading 2"/>
+    <w:basedOn w:val="Normal"/>
+    <w:pPr>
+      <w:outlineLvl w:val="1"/>
+      <w:keepNext w:val="0"/>
+      <w:keepLines w:val="0"/>
+    </w:pPr>
+  </w:style>
 </w:styles>
 </file>